--- a/IUEA_Teaching_Plan/IUEA_ML_Week1_PreFlight_Checklist.docx
+++ b/IUEA_Teaching_Plan/IUEA_ML_Week1_PreFlight_Checklist.docx
@@ -1651,7 +1651,7 @@
                 <w:rFonts w:ascii="Calibri" w:hAnsi="Calibri"/>
                 <w:sz w:val="16"/>
               </w:rPr>
-              <w:t>Nobody leaves without knowing how they are assessed and that both tests are offline.</w:t>
+              <w:t>Nobody leaves without knowing how they are assessed and that both tests run in Colab and are taken unaided.</w:t>
             </w:r>
           </w:p>
         </w:tc>
@@ -1674,7 +1674,7 @@
                 <w:rFonts w:ascii="Calibri" w:hAnsi="Calibri"/>
                 <w:sz w:val="16"/>
               </w:rPr>
-              <w:t>The assessment slide has been shown and the offline-test rule stated. It changes how students treat coursework from Week 2.</w:t>
+              <w:t>The assessment slide has been shown and the test rules stated. It changes how students treat coursework from Week 2.</w:t>
             </w:r>
           </w:p>
         </w:tc>
